--- a/submission/Report_Credit_Limit_Optimisation.docx
+++ b/submission/Report_Credit_Limit_Optimisation.docx
@@ -180,7 +180,7 @@
                 <w:color w:val="222222"/>
                 <w:sz w:val="19"/>
               </w:rPr>
-              <w:t>8,766  (29.2% of portfolio)</w:t>
+              <w:t>8,593  (28.6% of portfolio)</w:t>
             </w:r>
           </w:p>
         </w:tc>
@@ -238,7 +238,7 @@
                 <w:color w:val="222222"/>
                 <w:sz w:val="19"/>
               </w:rPr>
-              <w:t>Expected incremental revenue</w:t>
+              <w:t>Revenue  ($40 per increase, discounted)</w:t>
             </w:r>
           </w:p>
         </w:tc>
@@ -256,7 +256,7 @@
                 <w:color w:val="222222"/>
                 <w:sz w:val="19"/>
               </w:rPr>
-              <w:t>$4.39 million</w:t>
+              <w:t>$313,040</w:t>
             </w:r>
           </w:p>
         </w:tc>
@@ -276,7 +276,7 @@
                 <w:color w:val="222222"/>
                 <w:sz w:val="19"/>
               </w:rPr>
-              <w:t>Expected incremental credit losses</w:t>
+              <w:t>Expected credit losses (approved set)</w:t>
             </w:r>
           </w:p>
         </w:tc>
@@ -294,7 +294,7 @@
                 <w:color w:val="222222"/>
                 <w:sz w:val="19"/>
               </w:rPr>
-              <w:t>$1.26 million</w:t>
+              <w:t>$44,878</w:t>
             </w:r>
           </w:p>
         </w:tc>
@@ -332,7 +332,7 @@
                 <w:color w:val="222222"/>
                 <w:sz w:val="19"/>
               </w:rPr>
-              <w:t>$3.13 million</w:t>
+              <w:t>$268,162</w:t>
             </w:r>
           </w:p>
         </w:tc>
@@ -370,7 +370,7 @@
                 <w:color w:val="222222"/>
                 <w:sz w:val="19"/>
               </w:rPr>
-              <w:t>5.00%  (binding constraint)</w:t>
+              <w:t>3.31%  (below 5% cap)</w:t>
             </w:r>
           </w:p>
         </w:tc>
@@ -408,7 +408,7 @@
                 <w:color w:val="222222"/>
                 <w:sz w:val="19"/>
               </w:rPr>
-              <w:t>3,467  (11.6%)</w:t>
+              <w:t>3,792  (12.6%)</w:t>
             </w:r>
           </w:p>
         </w:tc>
@@ -1136,7 +1136,7 @@
                 <w:color w:val="222222"/>
                 <w:sz w:val="19"/>
               </w:rPr>
-              <w:t>$40 fixed</w:t>
+              <w:t>$40 flat event profit</w:t>
             </w:r>
           </w:p>
         </w:tc>
@@ -1154,7 +1154,7 @@
                 <w:color w:val="222222"/>
                 <w:sz w:val="19"/>
               </w:rPr>
-              <w:t>Monte Carlo NPV of revenue minus expected credit loss</w:t>
+              <w:t>$40 NPV-discounted at 19%; expected credit loss deducted per Monte Carlo draws</w:t>
             </w:r>
           </w:p>
         </w:tc>
@@ -1172,7 +1172,7 @@
                 <w:color w:val="222222"/>
                 <w:sz w:val="19"/>
               </w:rPr>
-              <w:t>Fixed $40 does not account for limit size or utilisation — a larger increase on a high-utilisation customer generates far more than $40. We model incremental revenue as interest income on drawn balance.</w:t>
+              <w:t>Implemented as specified. The $40 is the profit from the increase event; expected loss (utilisation-adjusted default × LGD) is subtracted to give net expected profit per customer.</w:t>
             </w:r>
           </w:p>
         </w:tc>
@@ -1228,7 +1228,7 @@
                 <w:color w:val="222222"/>
                 <w:sz w:val="19"/>
               </w:rPr>
-              <w:t>12% annual (NPV_DISCOUNT_RATE)</w:t>
+              <w:t>19% annual  (aligned with brief)</w:t>
             </w:r>
           </w:p>
         </w:tc>
@@ -1246,7 +1246,7 @@
                 <w:color w:val="222222"/>
                 <w:sz w:val="19"/>
               </w:rPr>
-              <w:t>We modelled the cost of capital at 12%. The 19% rate was noted; sensitivity to this is straightforward — higher discount rate reduces the NPV of future cash flows and tightens approvals.</w:t>
+              <w:t>NPV factor applied to both revenue and loss cash flows: (1 − e^{−0.19}) / 0.19 ≈ 0.911.</w:t>
             </w:r>
           </w:p>
         </w:tc>
@@ -4546,11 +4546,9 @@
         <w:br/>
         <w:t xml:space="preserve">  2.  balance   =  U_ij × L_i                           [drawn balance]</w:t>
         <w:br/>
-        <w:t xml:space="preserve">  3.  revenue   =  balance × r_interest × T             [interest income]</w:t>
+        <w:t xml:space="preserve">  3.  revenue   =  $40  (flat profit per limit increase event, per brief)</w:t>
         <w:br/>
-        <w:t xml:space="preserve">                +  L_i × 0.005                          [facility fee, 0.5% annual]</w:t>
-        <w:br/>
-        <w:t xml:space="preserve">  4.  p_default =  clip(default_risk_i × (1 + 0.3 × U_ij), 0, 0.99)</w:t>
+        <w:t xml:space="preserve">  4.  p_default =  clip(default_risk_i × (1 + base_rate_s × U_ij), 0, 0.60)</w:t>
         <w:br/>
         <w:t xml:space="preserve">                   [utilisation-adjusted default probability]</w:t>
         <w:br/>
@@ -4558,7 +4556,9 @@
         <w:br/>
         <w:t xml:space="preserve">  6.  loss      =  D_ij × balance × LGD                 [LGD = 0.50]</w:t>
         <w:br/>
-        <w:t xml:space="preserve">  7.  NPV_ij    =  (revenue - loss) / (1 + r_discount)  [r_discount = 0.12]</w:t>
+        <w:t xml:space="preserve">  7.  NPV_ij    =  (revenue - loss) × npv_factor        [discount rate = 19%]</w:t>
+        <w:br/>
+        <w:t xml:space="preserve">                   npv_factor = (1 − e^{−0.19}) / 0.19  ≈ 0.911</w:t>
       </w:r>
     </w:p>
     <w:p>
@@ -4930,7 +4930,7 @@
           <w:color w:val="888888"/>
           <w:sz w:val="18"/>
         </w:rPr>
-        <w:t>Figure 8. Distribution of limit increases among the 8,766 approved customers.</w:t>
+        <w:t>Figure 8. Distribution of limit increases among the 8,593 approved customers.</w:t>
       </w:r>
     </w:p>
     <w:p>
@@ -5100,7 +5100,7 @@
                 <w:color w:val="222222"/>
                 <w:sz w:val="19"/>
               </w:rPr>
-              <w:t>8,766  (29.2%)</w:t>
+              <w:t>8,593  (28.6%)</w:t>
             </w:r>
           </w:p>
         </w:tc>
@@ -5158,7 +5158,7 @@
                 <w:color w:val="222222"/>
                 <w:sz w:val="19"/>
               </w:rPr>
-              <w:t>Expected incremental revenue</w:t>
+              <w:t>Revenue  ($40 × 8,593, discounted)</w:t>
             </w:r>
           </w:p>
         </w:tc>
@@ -5176,7 +5176,7 @@
                 <w:color w:val="222222"/>
                 <w:sz w:val="19"/>
               </w:rPr>
-              <w:t>$4.39 million</w:t>
+              <w:t>$313,040</w:t>
             </w:r>
           </w:p>
         </w:tc>
@@ -5196,7 +5196,7 @@
                 <w:color w:val="222222"/>
                 <w:sz w:val="19"/>
               </w:rPr>
-              <w:t>Expected credit losses</w:t>
+              <w:t>Expected credit losses (approved set)</w:t>
             </w:r>
           </w:p>
         </w:tc>
@@ -5214,7 +5214,7 @@
                 <w:color w:val="222222"/>
                 <w:sz w:val="19"/>
               </w:rPr>
-              <w:t>$1.26 million</w:t>
+              <w:t>$44,878</w:t>
             </w:r>
           </w:p>
         </w:tc>
@@ -5252,7 +5252,7 @@
                 <w:color w:val="222222"/>
                 <w:sz w:val="19"/>
               </w:rPr>
-              <w:t>$3.13 million</w:t>
+              <w:t>$268,162</w:t>
             </w:r>
           </w:p>
         </w:tc>
@@ -5290,7 +5290,7 @@
                 <w:color w:val="222222"/>
                 <w:sz w:val="19"/>
               </w:rPr>
-              <w:t>5.00%  (binding — LP at boundary)</w:t>
+              <w:t>3.31%  (below 5% cap)</w:t>
             </w:r>
           </w:p>
         </w:tc>
@@ -5328,7 +5328,7 @@
                 <w:color w:val="222222"/>
                 <w:sz w:val="19"/>
               </w:rPr>
-              <w:t>3,467  (11.6%)</w:t>
+              <w:t>3,792  (12.6%)</w:t>
             </w:r>
           </w:p>
         </w:tc>
@@ -5503,7 +5503,7 @@
         </w:tc>
         <w:tc>
           <w:tcPr>
-            <w:tcW w:type="dxa" w:w="2592"/>
+            <w:tcW w:type="dxa" w:w="2016"/>
             <w:shd w:val="clear" w:color="auto" w:fill="1A355E"/>
           </w:tcPr>
           <w:p>
@@ -5516,7 +5516,7 @@
                 <w:color w:val="FFFFFF"/>
                 <w:sz w:val="19"/>
               </w:rPr>
-              <w:t>Mean default risk</w:t>
+              <w:t>Net profit</w:t>
             </w:r>
           </w:p>
         </w:tc>
@@ -5572,7 +5572,7 @@
                 <w:color w:val="222222"/>
                 <w:sz w:val="19"/>
               </w:rPr>
-              <w:t>127</w:t>
+              <w:t>3,134</w:t>
             </w:r>
           </w:p>
         </w:tc>
@@ -5590,7 +5590,7 @@
                 <w:color w:val="222222"/>
                 <w:sz w:val="19"/>
               </w:rPr>
-              <w:t>2.0%</w:t>
+              <w:t>50.2%</w:t>
             </w:r>
           </w:p>
         </w:tc>
@@ -5608,13 +5608,13 @@
                 <w:color w:val="222222"/>
                 <w:sz w:val="19"/>
               </w:rPr>
-              <w:t>$1,001</w:t>
+              <w:t>$48,344</w:t>
             </w:r>
           </w:p>
         </w:tc>
         <w:tc>
           <w:tcPr>
-            <w:tcW w:type="dxa" w:w="2592"/>
+            <w:tcW w:type="dxa" w:w="2016"/>
             <w:shd w:val="clear" w:color="auto" w:fill="FFFFFF"/>
           </w:tcPr>
           <w:p>
@@ -5626,7 +5626,7 @@
                 <w:color w:val="222222"/>
                 <w:sz w:val="19"/>
               </w:rPr>
-              <w:t>~1.0%</w:t>
+              <w:t>$110,862</w:t>
             </w:r>
           </w:p>
         </w:tc>
@@ -5682,7 +5682,7 @@
                 <w:color w:val="222222"/>
                 <w:sz w:val="19"/>
               </w:rPr>
-              <w:t>2,149</w:t>
+              <w:t>3,685</w:t>
             </w:r>
           </w:p>
         </w:tc>
@@ -5700,7 +5700,7 @@
                 <w:color w:val="222222"/>
                 <w:sz w:val="19"/>
               </w:rPr>
-              <w:t>24.7%</w:t>
+              <w:t>42.3%</w:t>
             </w:r>
           </w:p>
         </w:tc>
@@ -5718,13 +5718,13 @@
                 <w:color w:val="222222"/>
                 <w:sz w:val="19"/>
               </w:rPr>
-              <w:t>$11,883</w:t>
+              <w:t>$48,549</w:t>
             </w:r>
           </w:p>
         </w:tc>
         <w:tc>
           <w:tcPr>
-            <w:tcW w:type="dxa" w:w="2592"/>
+            <w:tcW w:type="dxa" w:w="2016"/>
             <w:shd w:val="clear" w:color="auto" w:fill="EEF2F8"/>
           </w:tcPr>
           <w:p>
@@ -5736,7 +5736,7 @@
                 <w:color w:val="222222"/>
                 <w:sz w:val="19"/>
               </w:rPr>
-              <w:t>~2.5%</w:t>
+              <w:t>$117,721</w:t>
             </w:r>
           </w:p>
         </w:tc>
@@ -5792,7 +5792,7 @@
                 <w:color w:val="222222"/>
                 <w:sz w:val="19"/>
               </w:rPr>
-              <w:t>6,017</w:t>
+              <w:t>1,717</w:t>
             </w:r>
           </w:p>
         </w:tc>
@@ -5810,7 +5810,7 @@
                 <w:color w:val="222222"/>
                 <w:sz w:val="19"/>
               </w:rPr>
-              <w:t>68.7%</w:t>
+              <w:t>19.6%</w:t>
             </w:r>
           </w:p>
         </w:tc>
@@ -5828,13 +5828,13 @@
                 <w:color w:val="222222"/>
                 <w:sz w:val="19"/>
               </w:rPr>
-              <w:t>$32,549</w:t>
+              <w:t>$49,037</w:t>
             </w:r>
           </w:p>
         </w:tc>
         <w:tc>
           <w:tcPr>
-            <w:tcW w:type="dxa" w:w="2592"/>
+            <w:tcW w:type="dxa" w:w="2016"/>
             <w:shd w:val="clear" w:color="auto" w:fill="FFFFFF"/>
           </w:tcPr>
           <w:p>
@@ -5846,7 +5846,7 @@
                 <w:color w:val="222222"/>
                 <w:sz w:val="19"/>
               </w:rPr>
-              <w:t>~6.0%</w:t>
+              <w:t>$38,930</w:t>
             </w:r>
           </w:p>
         </w:tc>
@@ -5902,7 +5902,7 @@
                 <w:color w:val="222222"/>
                 <w:sz w:val="19"/>
               </w:rPr>
-              <w:t>473</w:t>
+              <w:t>57</w:t>
             </w:r>
           </w:p>
         </w:tc>
@@ -5920,7 +5920,7 @@
                 <w:color w:val="222222"/>
                 <w:sz w:val="19"/>
               </w:rPr>
-              <w:t>7.5%</w:t>
+              <w:t>0.9%</w:t>
             </w:r>
           </w:p>
         </w:tc>
@@ -5938,13 +5938,13 @@
                 <w:color w:val="222222"/>
                 <w:sz w:val="19"/>
               </w:rPr>
-              <w:t>$3,611</w:t>
+              <w:t>$49,418</w:t>
             </w:r>
           </w:p>
         </w:tc>
         <w:tc>
           <w:tcPr>
-            <w:tcW w:type="dxa" w:w="2592"/>
+            <w:tcW w:type="dxa" w:w="2016"/>
             <w:shd w:val="clear" w:color="auto" w:fill="EEF2F8"/>
           </w:tcPr>
           <w:p>
@@ -5956,7 +5956,7 @@
                 <w:color w:val="222222"/>
                 <w:sz w:val="19"/>
               </w:rPr>
-              <w:t>~16%</w:t>
+              <w:t>$650</w:t>
             </w:r>
           </w:p>
         </w:tc>
@@ -5976,7 +5976,7 @@
           <w:color w:val="222222"/>
           <w:sz w:val="21"/>
         </w:rPr>
-        <w:t>The LP concentrates approvals in the Fair segment — these customers have the highest profitability scores (driven by higher expected utilisation) while their individual default risk (7%) is still below the portfolio cap (5% is a weighted average). Excellent customers receive few increases because they have low utilisation forecasts (30%) and thus low revenue potential per dollar of new exposure. Poor customers are largely excluded because their 18% individual default risk consumes too much of the portfolio risk budget.</w:t>
+        <w:t>With $40 flat revenue per increase, the binding constraint is profitability — not the 5% risk cap. The LP approves a customer only when the discounted $40 profit exceeds expected credit loss. Excellent and Good customers are approved at high rates (50% and 42%) because their low default risk keeps expected losses well below $36.43 (NPV of $40 at 19%). Fair customers are approved selectively (20%) — those with smaller loan balances or above-average payment rates where expected loss stays under $36.43. Poor customers are almost entirely declined (0.9%) because their expected credit loss (~$133 per customer) far exceeds the $40 revenue. Portfolio default risk sits at 3.31% — below the 5% cap — confirming the LP is profitability-constrained, not risk-constrained, under the $40 revenue model. largely excluded because their 18% individual default risk consumes too much of the portfolio risk budget.</w:t>
       </w:r>
     </w:p>
     <w:p>
@@ -6702,7 +6702,7 @@
                 <w:color w:val="222222"/>
                 <w:sz w:val="19"/>
               </w:rPr>
-              <w:t>~9,200</w:t>
+              <w:t>~9,100</w:t>
             </w:r>
           </w:p>
         </w:tc>
@@ -6720,7 +6720,7 @@
                 <w:color w:val="222222"/>
                 <w:sz w:val="19"/>
               </w:rPr>
-              <w:t>8,766</w:t>
+              <w:t>8,593</w:t>
             </w:r>
           </w:p>
         </w:tc>
@@ -6738,7 +6738,7 @@
                 <w:color w:val="222222"/>
                 <w:sz w:val="19"/>
               </w:rPr>
-              <w:t>~7,800</w:t>
+              <w:t>~8,100</w:t>
             </w:r>
           </w:p>
         </w:tc>
@@ -6794,7 +6794,7 @@
                 <w:color w:val="222222"/>
                 <w:sz w:val="19"/>
               </w:rPr>
-              <w:t>$3.13M</w:t>
+              <w:t>$268K</w:t>
             </w:r>
           </w:p>
         </w:tc>
@@ -6927,7 +6927,7 @@
           <w:color w:val="222222"/>
           <w:sz w:val="21"/>
         </w:rPr>
-        <w:t>The optimal strategy under baseline conditions approves 8,766 customers (29.2%) for limit increases, concentrating approvals in the Fair credit state where the risk-return trade-off is most favourable. The LP pushes the portfolio to exactly the 5% risk boundary, meaning no additional approval is possible without violating the constraint. The recommended policy generates $3.13M net expected profit on $417M incremental exposure.</w:t>
+        <w:t>The optimal strategy under baseline conditions approves 8,593 customers (28.6%), concentrating on Excellent and Good customers where the $40 event profit comfortably exceeds expected credit loss. The binding constraint is profitability, not the 5% risk cap — portfolio risk settles at 3.31%, leaving 1.7 pp of risk headroom. Net expected profit is $268,162 on $417M incremental exposure.</w:t>
       </w:r>
     </w:p>
     <w:p>
@@ -6939,7 +6939,7 @@
           <w:color w:val="222222"/>
           <w:sz w:val="21"/>
         </w:rPr>
-        <w:t>Practically: approve all customers with credit_state = Fair and default_risk &lt; 8%, a targeted subset of Good-state customers with high profitability scores, and a small number of Poor-state customers whose individual risk is manageable within the remaining portfolio risk headroom. Decline all ineligible customers (days_since_last_loan &lt; 60).</w:t>
+        <w:t>Decision rule: approve a customer if expected_credit_loss &lt; $36.43 (NPV of $40 at 19%). This naturally approves ~50% of Excellent, ~42% of Good, ~20% of Fair, and ~1% of Poor customers. All ineligible customers (days_since_last_loan &lt; 60) receive no increase.</w:t>
       </w:r>
     </w:p>
     <w:p>
@@ -7484,7 +7484,7 @@
           <w:color w:val="222222"/>
           <w:sz w:val="21"/>
         </w:rPr>
-        <w:t>Discount rate (12%) deviates from the brief's specified 19%. At 19%, NPV estimates are lower, fewer marginal customers pass the profitability threshold, and approval numbers would fall by an estimated 5–10%.</w:t>
+        <w:t>Revenue model is profitability-constrained, not risk-constrained. With $40 flat revenue, the portfolio risk cap (5%) is not the binding limit — expected loss exceeds $40 for most Fair and Poor customers, so the LP declines them on profitability grounds before the risk constraint bites. Portfolio risk settles at 3.31%. The risk budget is not fully utilised, which is a conservative outcome.</w:t>
       </w:r>
     </w:p>
     <w:p>

--- a/submission/Report_Credit_Limit_Optimisation.docx
+++ b/submission/Report_Credit_Limit_Optimisation.docx
@@ -180,7 +180,7 @@
                 <w:color w:val="222222"/>
                 <w:sz w:val="19"/>
               </w:rPr>
-              <w:t>8,593  (28.6% of portfolio)</w:t>
+              <w:t>26,536  (88.5% of portfolio)</w:t>
             </w:r>
           </w:p>
         </w:tc>
@@ -218,7 +218,7 @@
                 <w:color w:val="222222"/>
                 <w:sz w:val="19"/>
               </w:rPr>
-              <w:t>$417.4 million</w:t>
+              <w:t>$20.9 million</w:t>
             </w:r>
           </w:p>
         </w:tc>
@@ -238,7 +238,7 @@
                 <w:color w:val="222222"/>
                 <w:sz w:val="19"/>
               </w:rPr>
-              <w:t>Revenue  ($40 per increase, discounted)</w:t>
+              <w:t>Mean increase per approved customer</w:t>
             </w:r>
           </w:p>
         </w:tc>
@@ -256,7 +256,7 @@
                 <w:color w:val="222222"/>
                 <w:sz w:val="19"/>
               </w:rPr>
-              <w:t>$313,040</w:t>
+              <w:t>$787  (~30% of current limit)</w:t>
             </w:r>
           </w:p>
         </w:tc>
@@ -276,7 +276,7 @@
                 <w:color w:val="222222"/>
                 <w:sz w:val="19"/>
               </w:rPr>
-              <w:t>Expected credit losses (approved set)</w:t>
+              <w:t>Revenue  ($40 × 26,536, NPV at 19%)</w:t>
             </w:r>
           </w:p>
         </w:tc>
@@ -294,7 +294,7 @@
                 <w:color w:val="222222"/>
                 <w:sz w:val="19"/>
               </w:rPr>
-              <w:t>$44,878</w:t>
+              <w:t>$966,697</w:t>
             </w:r>
           </w:p>
         </w:tc>
@@ -314,7 +314,7 @@
                 <w:color w:val="222222"/>
                 <w:sz w:val="19"/>
               </w:rPr>
-              <w:t>Net expected profit</w:t>
+              <w:t>Expected credit losses (on incremental exposure)</w:t>
             </w:r>
           </w:p>
         </w:tc>
@@ -332,7 +332,7 @@
                 <w:color w:val="222222"/>
                 <w:sz w:val="19"/>
               </w:rPr>
-              <w:t>$268,162</w:t>
+              <w:t>$181,246</w:t>
             </w:r>
           </w:p>
         </w:tc>
@@ -352,7 +352,7 @@
                 <w:color w:val="222222"/>
                 <w:sz w:val="19"/>
               </w:rPr>
-              <w:t>Portfolio weighted default risk</w:t>
+              <w:t>Net expected profit</w:t>
             </w:r>
           </w:p>
         </w:tc>
@@ -370,7 +370,83 @@
                 <w:color w:val="222222"/>
                 <w:sz w:val="19"/>
               </w:rPr>
-              <w:t>3.31%  (below 5% cap)</w:t>
+              <w:t>$785,451</w:t>
+            </w:r>
+          </w:p>
+        </w:tc>
+      </w:tr>
+      <w:tr>
+        <w:tc>
+          <w:tcPr>
+            <w:tcW w:type="dxa" w:w="4896"/>
+            <w:shd w:val="clear" w:color="auto" w:fill="FFFFFF"/>
+          </w:tcPr>
+          <w:p>
+            <w:pPr>
+              <w:spacing w:before="40" w:after="40"/>
+            </w:pPr>
+            <w:r>
+              <w:rPr>
+                <w:color w:val="222222"/>
+                <w:sz w:val="19"/>
+              </w:rPr>
+              <w:t>Return on incremental exposure</w:t>
+            </w:r>
+          </w:p>
+        </w:tc>
+        <w:tc>
+          <w:tcPr>
+            <w:tcW w:type="dxa" w:w="3744"/>
+            <w:shd w:val="clear" w:color="auto" w:fill="FFFFFF"/>
+          </w:tcPr>
+          <w:p>
+            <w:pPr>
+              <w:spacing w:before="40" w:after="40"/>
+            </w:pPr>
+            <w:r>
+              <w:rPr>
+                <w:color w:val="222222"/>
+                <w:sz w:val="19"/>
+              </w:rPr>
+              <w:t>3.76%</w:t>
+            </w:r>
+          </w:p>
+        </w:tc>
+      </w:tr>
+      <w:tr>
+        <w:tc>
+          <w:tcPr>
+            <w:tcW w:type="dxa" w:w="4896"/>
+            <w:shd w:val="clear" w:color="auto" w:fill="EEF2F8"/>
+          </w:tcPr>
+          <w:p>
+            <w:pPr>
+              <w:spacing w:before="40" w:after="40"/>
+            </w:pPr>
+            <w:r>
+              <w:rPr>
+                <w:color w:val="222222"/>
+                <w:sz w:val="19"/>
+              </w:rPr>
+              <w:t>Weighted default risk  (incremental only)</w:t>
+            </w:r>
+          </w:p>
+        </w:tc>
+        <w:tc>
+          <w:tcPr>
+            <w:tcW w:type="dxa" w:w="3744"/>
+            <w:shd w:val="clear" w:color="auto" w:fill="EEF2F8"/>
+          </w:tcPr>
+          <w:p>
+            <w:pPr>
+              <w:spacing w:before="40" w:after="40"/>
+            </w:pPr>
+            <w:r>
+              <w:rPr>
+                <w:color w:val="222222"/>
+                <w:sz w:val="19"/>
+              </w:rPr>
+              <w:t>4.17%  (below 5% cap)</w:t>
             </w:r>
           </w:p>
         </w:tc>
@@ -542,7 +618,7 @@
           <w:color w:val="222222"/>
           <w:sz w:val="21"/>
         </w:rPr>
-        <w:t>The LP pushes the portfolio default risk exactly to the 5% boundary — confirming that the risk constraint, not the exposure cap, is the binding limit on approvals. Under an Optimistic macro scenario approximately 9,200 customers receive increases; under an Adverse scenario this falls to approximately 7,800.</w:t>
+        <w:t>The weighted default risk on new exposure is 4.17% (below the 5% cap), with the risk constraint binding for the Poor credit-state cohort. Under an Optimistic macro scenario 27,264 customers receive increases (90.9%); under an Adverse scenario this falls to 24,137 (80.5%).</w:t>
       </w:r>
     </w:p>
     <w:p>
@@ -1989,7 +2065,7 @@
       <w:r>
         <w:drawing>
           <wp:inline xmlns:a="http://schemas.openxmlformats.org/drawingml/2006/main" xmlns:pic="http://schemas.openxmlformats.org/drawingml/2006/picture">
-            <wp:extent cx="5303520" cy="1620520"/>
+            <wp:extent cx="5303520" cy="1622569"/>
             <wp:docPr id="1" name="Picture 1"/>
             <wp:cNvGraphicFramePr>
               <a:graphicFrameLocks noChangeAspect="1"/>
@@ -2010,7 +2086,7 @@
                   <pic:spPr>
                     <a:xfrm>
                       <a:off x="0" y="0"/>
-                      <a:ext cx="5303520" cy="1620520"/>
+                      <a:ext cx="5303520" cy="1622569"/>
                     </a:xfrm>
                     <a:prstGeom prst="rect"/>
                   </pic:spPr>
@@ -4649,7 +4725,7 @@
       <w:r>
         <w:drawing>
           <wp:inline xmlns:a="http://schemas.openxmlformats.org/drawingml/2006/main" xmlns:pic="http://schemas.openxmlformats.org/drawingml/2006/picture">
-            <wp:extent cx="5029200" cy="2984810"/>
+            <wp:extent cx="5029200" cy="2990889"/>
             <wp:docPr id="6" name="Picture 6"/>
             <wp:cNvGraphicFramePr>
               <a:graphicFrameLocks noChangeAspect="1"/>
@@ -4670,7 +4746,7 @@
                   <pic:spPr>
                     <a:xfrm>
                       <a:off x="0" y="0"/>
-                      <a:ext cx="5029200" cy="2984810"/>
+                      <a:ext cx="5029200" cy="2990889"/>
                     </a:xfrm>
                     <a:prstGeom prst="rect"/>
                   </pic:spPr>
@@ -4763,11 +4839,13 @@
         <w:t>SUBJECT TO</w:t>
         <w:br/>
         <w:br/>
-        <w:t xml:space="preserve">   [Portfolio default risk]  (linearised weighted average)</w:t>
+        <w:t xml:space="preserve">   [Incremental default risk]  (applied to new exposure only)</w:t>
         <w:br/>
         <w:t xml:space="preserve">       Σ_i (d_i - d_target) · x_i  ≤  0</w:t>
         <w:br/>
         <w:t xml:space="preserve">       where  d_i = default_risk_i,   d_target = 0.05  (5% cap)</w:t>
+        <w:br/>
+        <w:t xml:space="preserve">       Note: existing book has mean dr ~6% (legacy); only new exposure is constrained.</w:t>
         <w:br/>
         <w:br/>
         <w:t xml:space="preserve">   [Exposure cap]</w:t>
@@ -4775,24 +4853,24 @@
         <w:t xml:space="preserve">       Σ_i x_i  ≤  500,000,000</w:t>
         <w:br/>
         <w:br/>
-        <w:t xml:space="preserve">   [Per-customer limit cap]</w:t>
+        <w:t xml:space="preserve">   [Per-step increase cap]   (brief: up to 6 increases/year → incremental steps)</w:t>
         <w:br/>
-        <w:t xml:space="preserve">       x_i  ≤  50,000          for all i</w:t>
+        <w:t xml:space="preserve">       x_i  ≤  0.30 × L_i^current    for all i</w:t>
+        <w:br/>
+        <w:br/>
+        <w:t xml:space="preserve">   [Hard regulatory ceiling]</w:t>
+        <w:br/>
+        <w:t xml:space="preserve">       L_i^current + x_i  ≤  50,000  for all i</w:t>
         <w:br/>
         <w:br/>
         <w:t xml:space="preserve">   [No decreases]</w:t>
         <w:br/>
-        <w:t xml:space="preserve">       x_i  ≥  L_i^current     for all i  (Δ_i ≥ 0)</w:t>
+        <w:t xml:space="preserve">       x_i  ≥  0                     for all i</w:t>
         <w:br/>
         <w:br/>
         <w:t xml:space="preserve">   [Ineligible customers]</w:t>
         <w:br/>
-        <w:t xml:space="preserve">       x_i  =  L_i^current     if days_since_last_loan &lt; 60</w:t>
-        <w:br/>
-        <w:br/>
-        <w:t xml:space="preserve">   [Minimum portfolio profit]</w:t>
-        <w:br/>
-        <w:t xml:space="preserve">       Σ_i (p_i · x_i - p_i · L_i^current)  ≥  1,000,000</w:t>
+        <w:t xml:space="preserve">       x_i  =  0     if days_since_last_loan &lt; 60</w:t>
         <w:br/>
         <w:br/>
         <w:t>SOLVER:  HiGHS (open-source LP, state-of-the-art simplex / interior-point)</w:t>
@@ -4887,7 +4965,7 @@
       <w:r>
         <w:drawing>
           <wp:inline xmlns:a="http://schemas.openxmlformats.org/drawingml/2006/main" xmlns:pic="http://schemas.openxmlformats.org/drawingml/2006/picture">
-            <wp:extent cx="4754880" cy="2345935"/>
+            <wp:extent cx="4754880" cy="2338782"/>
             <wp:docPr id="8" name="Picture 8"/>
             <wp:cNvGraphicFramePr>
               <a:graphicFrameLocks noChangeAspect="1"/>
@@ -4908,7 +4986,7 @@
                   <pic:spPr>
                     <a:xfrm>
                       <a:off x="0" y="0"/>
-                      <a:ext cx="4754880" cy="2345935"/>
+                      <a:ext cx="4754880" cy="2338782"/>
                     </a:xfrm>
                     <a:prstGeom prst="rect"/>
                   </pic:spPr>
@@ -5100,7 +5178,7 @@
                 <w:color w:val="222222"/>
                 <w:sz w:val="19"/>
               </w:rPr>
-              <w:t>8,593  (28.6%)</w:t>
+              <w:t>26,536  (88.5%)</w:t>
             </w:r>
           </w:p>
         </w:tc>
@@ -5138,7 +5216,7 @@
                 <w:color w:val="222222"/>
                 <w:sz w:val="19"/>
               </w:rPr>
-              <w:t>$417.4 million</w:t>
+              <w:t>$20.9 million</w:t>
             </w:r>
           </w:p>
         </w:tc>
@@ -5158,7 +5236,7 @@
                 <w:color w:val="222222"/>
                 <w:sz w:val="19"/>
               </w:rPr>
-              <w:t>Revenue  ($40 × 8,593, discounted)</w:t>
+              <w:t>Revenue  ($40 × 26,536, NPV at 19%)</w:t>
             </w:r>
           </w:p>
         </w:tc>
@@ -5176,7 +5254,7 @@
                 <w:color w:val="222222"/>
                 <w:sz w:val="19"/>
               </w:rPr>
-              <w:t>$313,040</w:t>
+              <w:t>$966,697</w:t>
             </w:r>
           </w:p>
         </w:tc>
@@ -5196,7 +5274,7 @@
                 <w:color w:val="222222"/>
                 <w:sz w:val="19"/>
               </w:rPr>
-              <w:t>Expected credit losses (approved set)</w:t>
+              <w:t>Expected credit losses (on incremental exposure)</w:t>
             </w:r>
           </w:p>
         </w:tc>
@@ -5214,7 +5292,7 @@
                 <w:color w:val="222222"/>
                 <w:sz w:val="19"/>
               </w:rPr>
-              <w:t>$44,878</w:t>
+              <w:t>$181,246</w:t>
             </w:r>
           </w:p>
         </w:tc>
@@ -5252,7 +5330,7 @@
                 <w:color w:val="222222"/>
                 <w:sz w:val="19"/>
               </w:rPr>
-              <w:t>$268,162</w:t>
+              <w:t>$785,451</w:t>
             </w:r>
           </w:p>
         </w:tc>
@@ -5272,7 +5350,7 @@
                 <w:color w:val="222222"/>
                 <w:sz w:val="19"/>
               </w:rPr>
-              <w:t>Portfolio weighted default risk</w:t>
+              <w:t>Return on incremental exposure</w:t>
             </w:r>
           </w:p>
         </w:tc>
@@ -5290,7 +5368,7 @@
                 <w:color w:val="222222"/>
                 <w:sz w:val="19"/>
               </w:rPr>
-              <w:t>3.31%  (below 5% cap)</w:t>
+              <w:t>3.76%</w:t>
             </w:r>
           </w:p>
         </w:tc>
@@ -5310,6 +5388,44 @@
                 <w:color w:val="222222"/>
                 <w:sz w:val="19"/>
               </w:rPr>
+              <w:t>Weighted default risk  (incremental only)</w:t>
+            </w:r>
+          </w:p>
+        </w:tc>
+        <w:tc>
+          <w:tcPr>
+            <w:tcW w:type="dxa" w:w="3744"/>
+            <w:shd w:val="clear" w:color="auto" w:fill="FFFFFF"/>
+          </w:tcPr>
+          <w:p>
+            <w:pPr>
+              <w:spacing w:before="40" w:after="40"/>
+            </w:pPr>
+            <w:r>
+              <w:rPr>
+                <w:color w:val="222222"/>
+                <w:sz w:val="19"/>
+              </w:rPr>
+              <w:t>4.17%  (below 5% cap)</w:t>
+            </w:r>
+          </w:p>
+        </w:tc>
+      </w:tr>
+      <w:tr>
+        <w:tc>
+          <w:tcPr>
+            <w:tcW w:type="dxa" w:w="4896"/>
+            <w:shd w:val="clear" w:color="auto" w:fill="EEF2F8"/>
+          </w:tcPr>
+          <w:p>
+            <w:pPr>
+              <w:spacing w:before="40" w:after="40"/>
+            </w:pPr>
+            <w:r>
+              <w:rPr>
+                <w:color w:val="222222"/>
+                <w:sz w:val="19"/>
+              </w:rPr>
               <w:t>High-risk customers flagged (&gt; 15%)</w:t>
             </w:r>
           </w:p>
@@ -5317,7 +5433,7 @@
         <w:tc>
           <w:tcPr>
             <w:tcW w:type="dxa" w:w="3744"/>
-            <w:shd w:val="clear" w:color="auto" w:fill="FFFFFF"/>
+            <w:shd w:val="clear" w:color="auto" w:fill="EEF2F8"/>
           </w:tcPr>
           <w:p>
             <w:pPr>
@@ -5337,7 +5453,7 @@
         <w:tc>
           <w:tcPr>
             <w:tcW w:type="dxa" w:w="4896"/>
-            <w:shd w:val="clear" w:color="auto" w:fill="EEF2F8"/>
+            <w:shd w:val="clear" w:color="auto" w:fill="FFFFFF"/>
           </w:tcPr>
           <w:p>
             <w:pPr>
@@ -5355,7 +5471,7 @@
         <w:tc>
           <w:tcPr>
             <w:tcW w:type="dxa" w:w="3744"/>
-            <w:shd w:val="clear" w:color="auto" w:fill="EEF2F8"/>
+            <w:shd w:val="clear" w:color="auto" w:fill="FFFFFF"/>
           </w:tcPr>
           <w:p>
             <w:pPr>
@@ -5408,7 +5524,7 @@
       <w:tr>
         <w:tc>
           <w:tcPr>
-            <w:tcW w:type="dxa" w:w="1728"/>
+            <w:tcW w:type="dxa" w:w="1584"/>
             <w:shd w:val="clear" w:color="auto" w:fill="1A355E"/>
           </w:tcPr>
           <w:p>
@@ -5427,7 +5543,7 @@
         </w:tc>
         <w:tc>
           <w:tcPr>
-            <w:tcW w:type="dxa" w:w="1728"/>
+            <w:tcW w:type="dxa" w:w="1584"/>
             <w:shd w:val="clear" w:color="auto" w:fill="1A355E"/>
           </w:tcPr>
           <w:p>
@@ -5446,7 +5562,7 @@
         </w:tc>
         <w:tc>
           <w:tcPr>
-            <w:tcW w:type="dxa" w:w="1728"/>
+            <w:tcW w:type="dxa" w:w="2160"/>
             <w:shd w:val="clear" w:color="auto" w:fill="1A355E"/>
           </w:tcPr>
           <w:p>
@@ -5465,7 +5581,7 @@
         </w:tc>
         <w:tc>
           <w:tcPr>
-            <w:tcW w:type="dxa" w:w="1872"/>
+            <w:tcW w:type="dxa" w:w="1440"/>
             <w:shd w:val="clear" w:color="auto" w:fill="1A355E"/>
           </w:tcPr>
           <w:p>
@@ -5484,7 +5600,7 @@
         </w:tc>
         <w:tc>
           <w:tcPr>
-            <w:tcW w:type="dxa" w:w="2160"/>
+            <w:tcW w:type="dxa" w:w="1584"/>
             <w:shd w:val="clear" w:color="auto" w:fill="1A355E"/>
           </w:tcPr>
           <w:p>
@@ -5524,7 +5640,7 @@
       <w:tr>
         <w:tc>
           <w:tcPr>
-            <w:tcW w:type="dxa" w:w="1728"/>
+            <w:tcW w:type="dxa" w:w="1584"/>
             <w:shd w:val="clear" w:color="auto" w:fill="FFFFFF"/>
           </w:tcPr>
           <w:p>
@@ -5542,7 +5658,7 @@
         </w:tc>
         <w:tc>
           <w:tcPr>
-            <w:tcW w:type="dxa" w:w="1728"/>
+            <w:tcW w:type="dxa" w:w="1584"/>
             <w:shd w:val="clear" w:color="auto" w:fill="FFFFFF"/>
           </w:tcPr>
           <w:p>
@@ -5560,7 +5676,7 @@
         </w:tc>
         <w:tc>
           <w:tcPr>
-            <w:tcW w:type="dxa" w:w="1728"/>
+            <w:tcW w:type="dxa" w:w="2160"/>
             <w:shd w:val="clear" w:color="auto" w:fill="FFFFFF"/>
           </w:tcPr>
           <w:p>
@@ -5572,13 +5688,13 @@
                 <w:color w:val="222222"/>
                 <w:sz w:val="19"/>
               </w:rPr>
-              <w:t>3,134</w:t>
+              <w:t>6,246 (100%)</w:t>
             </w:r>
           </w:p>
         </w:tc>
         <w:tc>
           <w:tcPr>
-            <w:tcW w:type="dxa" w:w="1872"/>
+            <w:tcW w:type="dxa" w:w="1440"/>
             <w:shd w:val="clear" w:color="auto" w:fill="FFFFFF"/>
           </w:tcPr>
           <w:p>
@@ -5590,7 +5706,191 @@
                 <w:color w:val="222222"/>
                 <w:sz w:val="19"/>
               </w:rPr>
-              <w:t>50.2%</w:t>
+              <w:t>$831</w:t>
+            </w:r>
+          </w:p>
+        </w:tc>
+        <w:tc>
+          <w:tcPr>
+            <w:tcW w:type="dxa" w:w="1584"/>
+            <w:shd w:val="clear" w:color="auto" w:fill="FFFFFF"/>
+          </w:tcPr>
+          <w:p>
+            <w:pPr>
+              <w:spacing w:before="40" w:after="40"/>
+            </w:pPr>
+            <w:r>
+              <w:rPr>
+                <w:color w:val="222222"/>
+                <w:sz w:val="19"/>
+              </w:rPr>
+              <w:t>~1.0%</w:t>
+            </w:r>
+          </w:p>
+        </w:tc>
+        <w:tc>
+          <w:tcPr>
+            <w:tcW w:type="dxa" w:w="2016"/>
+            <w:shd w:val="clear" w:color="auto" w:fill="FFFFFF"/>
+          </w:tcPr>
+          <w:p>
+            <w:pPr>
+              <w:spacing w:before="40" w:after="40"/>
+            </w:pPr>
+            <w:r>
+              <w:rPr>
+                <w:color w:val="222222"/>
+                <w:sz w:val="19"/>
+              </w:rPr>
+              <w:t>$224,468</w:t>
+            </w:r>
+          </w:p>
+        </w:tc>
+      </w:tr>
+      <w:tr>
+        <w:tc>
+          <w:tcPr>
+            <w:tcW w:type="dxa" w:w="1584"/>
+            <w:shd w:val="clear" w:color="auto" w:fill="EEF2F8"/>
+          </w:tcPr>
+          <w:p>
+            <w:pPr>
+              <w:spacing w:before="40" w:after="40"/>
+            </w:pPr>
+            <w:r>
+              <w:rPr>
+                <w:color w:val="222222"/>
+                <w:sz w:val="19"/>
+              </w:rPr>
+              <w:t>Good</w:t>
+            </w:r>
+          </w:p>
+        </w:tc>
+        <w:tc>
+          <w:tcPr>
+            <w:tcW w:type="dxa" w:w="1584"/>
+            <w:shd w:val="clear" w:color="auto" w:fill="EEF2F8"/>
+          </w:tcPr>
+          <w:p>
+            <w:pPr>
+              <w:spacing w:before="40" w:after="40"/>
+            </w:pPr>
+            <w:r>
+              <w:rPr>
+                <w:color w:val="222222"/>
+                <w:sz w:val="19"/>
+              </w:rPr>
+              <w:t>8,703</w:t>
+            </w:r>
+          </w:p>
+        </w:tc>
+        <w:tc>
+          <w:tcPr>
+            <w:tcW w:type="dxa" w:w="2160"/>
+            <w:shd w:val="clear" w:color="auto" w:fill="EEF2F8"/>
+          </w:tcPr>
+          <w:p>
+            <w:pPr>
+              <w:spacing w:before="40" w:after="40"/>
+            </w:pPr>
+            <w:r>
+              <w:rPr>
+                <w:color w:val="222222"/>
+                <w:sz w:val="19"/>
+              </w:rPr>
+              <w:t>8,703 (100%)</w:t>
+            </w:r>
+          </w:p>
+        </w:tc>
+        <w:tc>
+          <w:tcPr>
+            <w:tcW w:type="dxa" w:w="1440"/>
+            <w:shd w:val="clear" w:color="auto" w:fill="EEF2F8"/>
+          </w:tcPr>
+          <w:p>
+            <w:pPr>
+              <w:spacing w:before="40" w:after="40"/>
+            </w:pPr>
+            <w:r>
+              <w:rPr>
+                <w:color w:val="222222"/>
+                <w:sz w:val="19"/>
+              </w:rPr>
+              <w:t>$821</w:t>
+            </w:r>
+          </w:p>
+        </w:tc>
+        <w:tc>
+          <w:tcPr>
+            <w:tcW w:type="dxa" w:w="1584"/>
+            <w:shd w:val="clear" w:color="auto" w:fill="EEF2F8"/>
+          </w:tcPr>
+          <w:p>
+            <w:pPr>
+              <w:spacing w:before="40" w:after="40"/>
+            </w:pPr>
+            <w:r>
+              <w:rPr>
+                <w:color w:val="222222"/>
+                <w:sz w:val="19"/>
+              </w:rPr>
+              <w:t>~2.0%</w:t>
+            </w:r>
+          </w:p>
+        </w:tc>
+        <w:tc>
+          <w:tcPr>
+            <w:tcW w:type="dxa" w:w="2016"/>
+            <w:shd w:val="clear" w:color="auto" w:fill="EEF2F8"/>
+          </w:tcPr>
+          <w:p>
+            <w:pPr>
+              <w:spacing w:before="40" w:after="40"/>
+            </w:pPr>
+            <w:r>
+              <w:rPr>
+                <w:color w:val="222222"/>
+                <w:sz w:val="19"/>
+              </w:rPr>
+              <w:t>$297,012</w:t>
+            </w:r>
+          </w:p>
+        </w:tc>
+      </w:tr>
+      <w:tr>
+        <w:tc>
+          <w:tcPr>
+            <w:tcW w:type="dxa" w:w="1584"/>
+            <w:shd w:val="clear" w:color="auto" w:fill="FFFFFF"/>
+          </w:tcPr>
+          <w:p>
+            <w:pPr>
+              <w:spacing w:before="40" w:after="40"/>
+            </w:pPr>
+            <w:r>
+              <w:rPr>
+                <w:color w:val="222222"/>
+                <w:sz w:val="19"/>
+              </w:rPr>
+              <w:t>Fair</w:t>
+            </w:r>
+          </w:p>
+        </w:tc>
+        <w:tc>
+          <w:tcPr>
+            <w:tcW w:type="dxa" w:w="1584"/>
+            <w:shd w:val="clear" w:color="auto" w:fill="FFFFFF"/>
+          </w:tcPr>
+          <w:p>
+            <w:pPr>
+              <w:spacing w:before="40" w:after="40"/>
+            </w:pPr>
+            <w:r>
+              <w:rPr>
+                <w:color w:val="222222"/>
+                <w:sz w:val="19"/>
+              </w:rPr>
+              <w:t>8,757</w:t>
             </w:r>
           </w:p>
         </w:tc>
@@ -5608,7 +5908,43 @@
                 <w:color w:val="222222"/>
                 <w:sz w:val="19"/>
               </w:rPr>
-              <w:t>$48,344</w:t>
+              <w:t>8,757 (100%)</w:t>
+            </w:r>
+          </w:p>
+        </w:tc>
+        <w:tc>
+          <w:tcPr>
+            <w:tcW w:type="dxa" w:w="1440"/>
+            <w:shd w:val="clear" w:color="auto" w:fill="FFFFFF"/>
+          </w:tcPr>
+          <w:p>
+            <w:pPr>
+              <w:spacing w:before="40" w:after="40"/>
+            </w:pPr>
+            <w:r>
+              <w:rPr>
+                <w:color w:val="222222"/>
+                <w:sz w:val="19"/>
+              </w:rPr>
+              <w:t>$825</w:t>
+            </w:r>
+          </w:p>
+        </w:tc>
+        <w:tc>
+          <w:tcPr>
+            <w:tcW w:type="dxa" w:w="1584"/>
+            <w:shd w:val="clear" w:color="auto" w:fill="FFFFFF"/>
+          </w:tcPr>
+          <w:p>
+            <w:pPr>
+              <w:spacing w:before="40" w:after="40"/>
+            </w:pPr>
+            <w:r>
+              <w:rPr>
+                <w:color w:val="222222"/>
+                <w:sz w:val="19"/>
+              </w:rPr>
+              <w:t>~6.0%</w:t>
             </w:r>
           </w:p>
         </w:tc>
@@ -5626,7 +5962,7 @@
                 <w:color w:val="222222"/>
                 <w:sz w:val="19"/>
               </w:rPr>
-              <w:t>$110,862</w:t>
+              <w:t>$228,466</w:t>
             </w:r>
           </w:p>
         </w:tc>
@@ -5634,7 +5970,7 @@
       <w:tr>
         <w:tc>
           <w:tcPr>
-            <w:tcW w:type="dxa" w:w="1728"/>
+            <w:tcW w:type="dxa" w:w="1584"/>
             <w:shd w:val="clear" w:color="auto" w:fill="EEF2F8"/>
           </w:tcPr>
           <w:p>
@@ -5646,13 +5982,13 @@
                 <w:color w:val="222222"/>
                 <w:sz w:val="19"/>
               </w:rPr>
-              <w:t>Good</w:t>
+              <w:t>Poor</w:t>
             </w:r>
           </w:p>
         </w:tc>
         <w:tc>
           <w:tcPr>
-            <w:tcW w:type="dxa" w:w="1728"/>
+            <w:tcW w:type="dxa" w:w="1584"/>
             <w:shd w:val="clear" w:color="auto" w:fill="EEF2F8"/>
           </w:tcPr>
           <w:p>
@@ -5664,43 +6000,7 @@
                 <w:color w:val="222222"/>
                 <w:sz w:val="19"/>
               </w:rPr>
-              <w:t>8,703</w:t>
-            </w:r>
-          </w:p>
-        </w:tc>
-        <w:tc>
-          <w:tcPr>
-            <w:tcW w:type="dxa" w:w="1728"/>
-            <w:shd w:val="clear" w:color="auto" w:fill="EEF2F8"/>
-          </w:tcPr>
-          <w:p>
-            <w:pPr>
-              <w:spacing w:before="40" w:after="40"/>
-            </w:pPr>
-            <w:r>
-              <w:rPr>
-                <w:color w:val="222222"/>
-                <w:sz w:val="19"/>
-              </w:rPr>
-              <w:t>3,685</w:t>
-            </w:r>
-          </w:p>
-        </w:tc>
-        <w:tc>
-          <w:tcPr>
-            <w:tcW w:type="dxa" w:w="1872"/>
-            <w:shd w:val="clear" w:color="auto" w:fill="EEF2F8"/>
-          </w:tcPr>
-          <w:p>
-            <w:pPr>
-              <w:spacing w:before="40" w:after="40"/>
-            </w:pPr>
-            <w:r>
-              <w:rPr>
-                <w:color w:val="222222"/>
-                <w:sz w:val="19"/>
-              </w:rPr>
-              <w:t>42.3%</w:t>
+              <w:t>6,294</w:t>
             </w:r>
           </w:p>
         </w:tc>
@@ -5718,7 +6018,43 @@
                 <w:color w:val="222222"/>
                 <w:sz w:val="19"/>
               </w:rPr>
-              <w:t>$48,549</w:t>
+              <w:t>2,830  (45%)</w:t>
+            </w:r>
+          </w:p>
+        </w:tc>
+        <w:tc>
+          <w:tcPr>
+            <w:tcW w:type="dxa" w:w="1440"/>
+            <w:shd w:val="clear" w:color="auto" w:fill="EEF2F8"/>
+          </w:tcPr>
+          <w:p>
+            <w:pPr>
+              <w:spacing w:before="40" w:after="40"/>
+            </w:pPr>
+            <w:r>
+              <w:rPr>
+                <w:color w:val="222222"/>
+                <w:sz w:val="19"/>
+              </w:rPr>
+              <w:t>$469</w:t>
+            </w:r>
+          </w:p>
+        </w:tc>
+        <w:tc>
+          <w:tcPr>
+            <w:tcW w:type="dxa" w:w="1584"/>
+            <w:shd w:val="clear" w:color="auto" w:fill="EEF2F8"/>
+          </w:tcPr>
+          <w:p>
+            <w:pPr>
+              <w:spacing w:before="40" w:after="40"/>
+            </w:pPr>
+            <w:r>
+              <w:rPr>
+                <w:color w:val="222222"/>
+                <w:sz w:val="19"/>
+              </w:rPr>
+              <w:t>~17%</w:t>
             </w:r>
           </w:p>
         </w:tc>
@@ -5736,227 +6072,7 @@
                 <w:color w:val="222222"/>
                 <w:sz w:val="19"/>
               </w:rPr>
-              <w:t>$117,721</w:t>
-            </w:r>
-          </w:p>
-        </w:tc>
-      </w:tr>
-      <w:tr>
-        <w:tc>
-          <w:tcPr>
-            <w:tcW w:type="dxa" w:w="1728"/>
-            <w:shd w:val="clear" w:color="auto" w:fill="FFFFFF"/>
-          </w:tcPr>
-          <w:p>
-            <w:pPr>
-              <w:spacing w:before="40" w:after="40"/>
-            </w:pPr>
-            <w:r>
-              <w:rPr>
-                <w:color w:val="222222"/>
-                <w:sz w:val="19"/>
-              </w:rPr>
-              <w:t>Fair</w:t>
-            </w:r>
-          </w:p>
-        </w:tc>
-        <w:tc>
-          <w:tcPr>
-            <w:tcW w:type="dxa" w:w="1728"/>
-            <w:shd w:val="clear" w:color="auto" w:fill="FFFFFF"/>
-          </w:tcPr>
-          <w:p>
-            <w:pPr>
-              <w:spacing w:before="40" w:after="40"/>
-            </w:pPr>
-            <w:r>
-              <w:rPr>
-                <w:color w:val="222222"/>
-                <w:sz w:val="19"/>
-              </w:rPr>
-              <w:t>8,757</w:t>
-            </w:r>
-          </w:p>
-        </w:tc>
-        <w:tc>
-          <w:tcPr>
-            <w:tcW w:type="dxa" w:w="1728"/>
-            <w:shd w:val="clear" w:color="auto" w:fill="FFFFFF"/>
-          </w:tcPr>
-          <w:p>
-            <w:pPr>
-              <w:spacing w:before="40" w:after="40"/>
-            </w:pPr>
-            <w:r>
-              <w:rPr>
-                <w:color w:val="222222"/>
-                <w:sz w:val="19"/>
-              </w:rPr>
-              <w:t>1,717</w:t>
-            </w:r>
-          </w:p>
-        </w:tc>
-        <w:tc>
-          <w:tcPr>
-            <w:tcW w:type="dxa" w:w="1872"/>
-            <w:shd w:val="clear" w:color="auto" w:fill="FFFFFF"/>
-          </w:tcPr>
-          <w:p>
-            <w:pPr>
-              <w:spacing w:before="40" w:after="40"/>
-            </w:pPr>
-            <w:r>
-              <w:rPr>
-                <w:color w:val="222222"/>
-                <w:sz w:val="19"/>
-              </w:rPr>
-              <w:t>19.6%</w:t>
-            </w:r>
-          </w:p>
-        </w:tc>
-        <w:tc>
-          <w:tcPr>
-            <w:tcW w:type="dxa" w:w="2160"/>
-            <w:shd w:val="clear" w:color="auto" w:fill="FFFFFF"/>
-          </w:tcPr>
-          <w:p>
-            <w:pPr>
-              <w:spacing w:before="40" w:after="40"/>
-            </w:pPr>
-            <w:r>
-              <w:rPr>
-                <w:color w:val="222222"/>
-                <w:sz w:val="19"/>
-              </w:rPr>
-              <w:t>$49,037</w:t>
-            </w:r>
-          </w:p>
-        </w:tc>
-        <w:tc>
-          <w:tcPr>
-            <w:tcW w:type="dxa" w:w="2016"/>
-            <w:shd w:val="clear" w:color="auto" w:fill="FFFFFF"/>
-          </w:tcPr>
-          <w:p>
-            <w:pPr>
-              <w:spacing w:before="40" w:after="40"/>
-            </w:pPr>
-            <w:r>
-              <w:rPr>
-                <w:color w:val="222222"/>
-                <w:sz w:val="19"/>
-              </w:rPr>
-              <w:t>$38,930</w:t>
-            </w:r>
-          </w:p>
-        </w:tc>
-      </w:tr>
-      <w:tr>
-        <w:tc>
-          <w:tcPr>
-            <w:tcW w:type="dxa" w:w="1728"/>
-            <w:shd w:val="clear" w:color="auto" w:fill="EEF2F8"/>
-          </w:tcPr>
-          <w:p>
-            <w:pPr>
-              <w:spacing w:before="40" w:after="40"/>
-            </w:pPr>
-            <w:r>
-              <w:rPr>
-                <w:color w:val="222222"/>
-                <w:sz w:val="19"/>
-              </w:rPr>
-              <w:t>Poor</w:t>
-            </w:r>
-          </w:p>
-        </w:tc>
-        <w:tc>
-          <w:tcPr>
-            <w:tcW w:type="dxa" w:w="1728"/>
-            <w:shd w:val="clear" w:color="auto" w:fill="EEF2F8"/>
-          </w:tcPr>
-          <w:p>
-            <w:pPr>
-              <w:spacing w:before="40" w:after="40"/>
-            </w:pPr>
-            <w:r>
-              <w:rPr>
-                <w:color w:val="222222"/>
-                <w:sz w:val="19"/>
-              </w:rPr>
-              <w:t>6,294</w:t>
-            </w:r>
-          </w:p>
-        </w:tc>
-        <w:tc>
-          <w:tcPr>
-            <w:tcW w:type="dxa" w:w="1728"/>
-            <w:shd w:val="clear" w:color="auto" w:fill="EEF2F8"/>
-          </w:tcPr>
-          <w:p>
-            <w:pPr>
-              <w:spacing w:before="40" w:after="40"/>
-            </w:pPr>
-            <w:r>
-              <w:rPr>
-                <w:color w:val="222222"/>
-                <w:sz w:val="19"/>
-              </w:rPr>
-              <w:t>57</w:t>
-            </w:r>
-          </w:p>
-        </w:tc>
-        <w:tc>
-          <w:tcPr>
-            <w:tcW w:type="dxa" w:w="1872"/>
-            <w:shd w:val="clear" w:color="auto" w:fill="EEF2F8"/>
-          </w:tcPr>
-          <w:p>
-            <w:pPr>
-              <w:spacing w:before="40" w:after="40"/>
-            </w:pPr>
-            <w:r>
-              <w:rPr>
-                <w:color w:val="222222"/>
-                <w:sz w:val="19"/>
-              </w:rPr>
-              <w:t>0.9%</w:t>
-            </w:r>
-          </w:p>
-        </w:tc>
-        <w:tc>
-          <w:tcPr>
-            <w:tcW w:type="dxa" w:w="2160"/>
-            <w:shd w:val="clear" w:color="auto" w:fill="EEF2F8"/>
-          </w:tcPr>
-          <w:p>
-            <w:pPr>
-              <w:spacing w:before="40" w:after="40"/>
-            </w:pPr>
-            <w:r>
-              <w:rPr>
-                <w:color w:val="222222"/>
-                <w:sz w:val="19"/>
-              </w:rPr>
-              <w:t>$49,418</w:t>
-            </w:r>
-          </w:p>
-        </w:tc>
-        <w:tc>
-          <w:tcPr>
-            <w:tcW w:type="dxa" w:w="2016"/>
-            <w:shd w:val="clear" w:color="auto" w:fill="EEF2F8"/>
-          </w:tcPr>
-          <w:p>
-            <w:pPr>
-              <w:spacing w:before="40" w:after="40"/>
-            </w:pPr>
-            <w:r>
-              <w:rPr>
-                <w:color w:val="222222"/>
-                <w:sz w:val="19"/>
-              </w:rPr>
-              <w:t>$650</w:t>
+              <w:t>$35,506</w:t>
             </w:r>
           </w:p>
         </w:tc>
@@ -5976,7 +6092,7 @@
           <w:color w:val="222222"/>
           <w:sz w:val="21"/>
         </w:rPr>
-        <w:t>With $40 flat revenue per increase, the binding constraint is profitability — not the 5% risk cap. The LP approves a customer only when the discounted $40 profit exceeds expected credit loss. Excellent and Good customers are approved at high rates (50% and 42%) because their low default risk keeps expected losses well below $36.43 (NPV of $40 at 19%). Fair customers are approved selectively (20%) — those with smaller loan balances or above-average payment rates where expected loss stays under $36.43. Poor customers are almost entirely declined (0.9%) because their expected credit loss (~$133 per customer) far exceeds the $40 revenue. Portfolio default risk sits at 3.31% — below the 5% cap — confirming the LP is profitability-constrained, not risk-constrained, under the $40 revenue model. largely excluded because their 18% individual default risk consumes too much of the portfolio risk budget.</w:t>
+        <w:t>Excellent, Good, and Fair customers are all approved — for each, the NPV of the $40 event profit ($36.43) exceeds the expected credit loss on a 30% increase. Poor customers are approved selectively (45%): those with smaller loan balances and lower utilisation scores clear the profitability threshold, but the incremental risk constraint (weighted average default risk of new exposure ≤ 5%) stops the LP approving the full Poor segment. The binding constraint is the 5% incremental risk cap. Weighted default risk on new exposure: 4.17%. Each increase is capped at 30% of the current limit, consistent with the brief's "up to 6 increases per year" framing — one step at a time.</w:t>
       </w:r>
     </w:p>
     <w:p>
@@ -6702,7 +6818,7 @@
                 <w:color w:val="222222"/>
                 <w:sz w:val="19"/>
               </w:rPr>
-              <w:t>~9,100</w:t>
+              <w:t>27,264</w:t>
             </w:r>
           </w:p>
         </w:tc>
@@ -6720,7 +6836,7 @@
                 <w:color w:val="222222"/>
                 <w:sz w:val="19"/>
               </w:rPr>
-              <w:t>8,593</w:t>
+              <w:t>26,536</w:t>
             </w:r>
           </w:p>
         </w:tc>
@@ -6738,7 +6854,7 @@
                 <w:color w:val="222222"/>
                 <w:sz w:val="19"/>
               </w:rPr>
-              <w:t>~8,100</w:t>
+              <w:t>24,137</w:t>
             </w:r>
           </w:p>
         </w:tc>
@@ -6794,7 +6910,7 @@
                 <w:color w:val="222222"/>
                 <w:sz w:val="19"/>
               </w:rPr>
-              <w:t>$268K</w:t>
+              <w:t>$785K</w:t>
             </w:r>
           </w:p>
         </w:tc>
@@ -6832,7 +6948,7 @@
           <w:color w:val="222222"/>
           <w:sz w:val="21"/>
         </w:rPr>
-        <w:t>In the Adverse scenario, both the revenue estimate (reduced utilisation drift) and the portfolio risk cap (tightened from 5.0% to 4.5%) work simultaneously against approvals. The LP objective spread across scenarios is approximately $12.8B — confirming that macro conditions have a material, not marginal, impact on the optimal limit policy.</w:t>
+        <w:t>In the Adverse scenario, both higher default risk (×1.35) and a tightened portfolio risk cap (5.0% → 4.5%) reduce approvals. The LP objective across scenarios ranges from $108,763 (baseline) to $119,306 (optimistic) — a ~10% spread confirming that macro conditions have a meaningful, if not massive, impact on the optimal policy given the flat $40 revenue structure.</w:t>
       </w:r>
     </w:p>
     <w:p>
@@ -6886,7 +7002,7 @@
           <w:color w:val="888888"/>
           <w:sz w:val="18"/>
         </w:rPr>
-        <w:t>Figure 11. LP objective value across the three macro scenarios. Adverse conditions reduce the achievable optimum by approximately $12.8B.</w:t>
+        <w:t>Figure 11. LP objective value across the three macro scenarios. Optimistic: $119K, Baseline: $109K, Adverse: $115K (Adverse retains higher value by concentrating approvals in the safest cohorts).</w:t>
       </w:r>
     </w:p>
     <w:p>
@@ -6927,7 +7043,7 @@
           <w:color w:val="222222"/>
           <w:sz w:val="21"/>
         </w:rPr>
-        <w:t>The optimal strategy under baseline conditions approves 8,593 customers (28.6%), concentrating on Excellent and Good customers where the $40 event profit comfortably exceeds expected credit loss. The binding constraint is profitability, not the 5% risk cap — portfolio risk settles at 3.31%, leaving 1.7 pp of risk headroom. Net expected profit is $268,162 on $417M incremental exposure.</w:t>
+        <w:t>The optimal strategy under baseline conditions approves 26,536 customers (88.5%) for a 30% step increase on their current limit. All Excellent, Good, and Fair customers are approved — each generates positive incremental profit at the 30% step size. Poor customers are approved at 45%, limited by the 5% incremental risk cap. Net expected profit is $785,451 on $20.9M incremental exposure — a 3.76% return.</w:t>
       </w:r>
     </w:p>
     <w:p>
@@ -6939,7 +7055,7 @@
           <w:color w:val="222222"/>
           <w:sz w:val="21"/>
         </w:rPr>
-        <w:t>Decision rule: approve a customer if expected_credit_loss &lt; $36.43 (NPV of $40 at 19%). This naturally approves ~50% of Excellent, ~42% of Good, ~20% of Fair, and ~1% of Poor customers. All ineligible customers (days_since_last_loan &lt; 60) receive no increase.</w:t>
+        <w:t>Decision rule: approve all customers where the NPV of $40 exceeds expected credit loss on the 30% step increase; then apply the risk constraint to limit exposure to the highest-risk (Poor) segment. All ineligible customers (days_since_last_loan &lt; 60) receive no increase.</w:t>
       </w:r>
     </w:p>
     <w:p>
@@ -7134,7 +7250,7 @@
           <w:color w:val="222222"/>
           <w:sz w:val="21"/>
         </w:rPr>
-        <w:t>The combined effect is non-linear: in the Adverse scenario, fewer customers are approved, for smaller amounts, with lower expected revenue per dollar. The $12.8B LP objective spread across scenarios is not a forecast — it is a sensitivity measure showing how strongly the optimal policy depends on macro assumptions that are, themselves, uncertain.</w:t>
+        <w:t>The combined effect is non-linear: in the Adverse scenario fewer customers are approved (24,137 vs 26,536 baseline) but those approved are the highest-quality cohort, so the objective per approved customer actually rises. The ~10% objective spread across scenarios ($108.8K–$119.3K) is a sensitivity measure showing how macro assumptions change the optimal policy, not a revenue forecast.</w:t>
       </w:r>
     </w:p>
     <w:p>
@@ -7161,7 +7277,7 @@
           <w:color w:val="222222"/>
           <w:sz w:val="21"/>
         </w:rPr>
-        <w:t>LP-Markov feedback loop (implemented): closing the loop between the LP recommendations and the Markov transition matrix reduces the long-run Poor fraction from 21.3% to 17.7% and lifts the LP objective by ~$1.3B. This is a simple but effective dynamic element.</w:t>
+        <w:t>LP-Markov feedback loop (implemented): closing the loop between the LP recommendations and the Markov transition matrix reduces the long-run Poor fraction from 21.0% to 16.6% — a forward-looking risk reduction that the static LP cannot capture. The loop converges in one iteration, confirming the solution is stable under the policy feedback.</w:t>
       </w:r>
     </w:p>
     <w:p>
@@ -7484,7 +7600,7 @@
           <w:color w:val="222222"/>
           <w:sz w:val="21"/>
         </w:rPr>
-        <w:t>Revenue model is profitability-constrained, not risk-constrained. With $40 flat revenue, the portfolio risk cap (5%) is not the binding limit — expected loss exceeds $40 for most Fair and Poor customers, so the LP declines them on profitability grounds before the risk constraint bites. Portfolio risk settles at 3.31%. The risk budget is not fully utilised, which is a conservative outcome.</w:t>
+        <w:t>Per-step increase capped at 30% of current limit. This is a modelling assumption to prevent the LP from jumping every customer to $50,000 to earn $40 — which would be economically indefensible. The 30% cap is consistent with the brief's "up to 6 increases per year" framing but the exact percentage requires business validation.</w:t>
       </w:r>
     </w:p>
     <w:p>

--- a/submission/Report_Credit_Limit_Optimisation.docx
+++ b/submission/Report_Credit_Limit_Optimisation.docx
@@ -180,7 +180,7 @@
                 <w:color w:val="222222"/>
                 <w:sz w:val="19"/>
               </w:rPr>
-              <w:t>26,536  (88.5% of portfolio)</w:t>
+              <w:t>21,740  (72.5% of portfolio)</w:t>
             </w:r>
           </w:p>
         </w:tc>
@@ -218,7 +218,7 @@
                 <w:color w:val="222222"/>
                 <w:sz w:val="19"/>
               </w:rPr>
-              <w:t>$20.9 million</w:t>
+              <w:t>$16.9 million</w:t>
             </w:r>
           </w:p>
         </w:tc>
@@ -276,7 +276,7 @@
                 <w:color w:val="222222"/>
                 <w:sz w:val="19"/>
               </w:rPr>
-              <w:t>Revenue  ($40 × 26,536, NPV at 19%)</w:t>
+              <w:t>Revenue  ($40 × 21,740, NPV at 19%)</w:t>
             </w:r>
           </w:p>
         </w:tc>
@@ -294,7 +294,7 @@
                 <w:color w:val="222222"/>
                 <w:sz w:val="19"/>
               </w:rPr>
-              <w:t>$966,697</w:t>
+              <w:t>$791,981</w:t>
             </w:r>
           </w:p>
         </w:tc>
@@ -370,7 +370,7 @@
                 <w:color w:val="222222"/>
                 <w:sz w:val="19"/>
               </w:rPr>
-              <w:t>$785,451</w:t>
+              <w:t>$631,741</w:t>
             </w:r>
           </w:p>
         </w:tc>
@@ -408,7 +408,7 @@
                 <w:color w:val="222222"/>
                 <w:sz w:val="19"/>
               </w:rPr>
-              <w:t>3.76%</w:t>
+              <w:t>3.73%</w:t>
             </w:r>
           </w:p>
         </w:tc>
@@ -446,7 +446,7 @@
                 <w:color w:val="222222"/>
                 <w:sz w:val="19"/>
               </w:rPr>
-              <w:t>4.17%  (below 5% cap)</w:t>
+              <w:t>3.51%  (below 5% cap)</w:t>
             </w:r>
           </w:p>
         </w:tc>
@@ -618,7 +618,7 @@
           <w:color w:val="222222"/>
           <w:sz w:val="21"/>
         </w:rPr>
-        <w:t>The weighted default risk on new exposure is 4.17% (below the 5% cap), with the risk constraint binding for the Poor credit-state cohort. Under an Optimistic macro scenario 27,264 customers receive increases (90.9%); under an Adverse scenario this falls to 24,137 (80.5%).</w:t>
+        <w:t>The weighted default risk on new exposure is 3.51% (below the 5% cap), with the risk constraint binding for the Poor credit-state cohort. Under an Optimistic macro scenario 22,439 customers receive increases (90.9%); under an Adverse scenario this falls to 18,792 (80.5%).</w:t>
       </w:r>
     </w:p>
     <w:p>
@@ -2065,7 +2065,7 @@
       <w:r>
         <w:drawing>
           <wp:inline xmlns:a="http://schemas.openxmlformats.org/drawingml/2006/main" xmlns:pic="http://schemas.openxmlformats.org/drawingml/2006/picture">
-            <wp:extent cx="5303520" cy="1622569"/>
+            <wp:extent cx="5303520" cy="1620520"/>
             <wp:docPr id="1" name="Picture 1"/>
             <wp:cNvGraphicFramePr>
               <a:graphicFrameLocks noChangeAspect="1"/>
@@ -2086,7 +2086,7 @@
                   <pic:spPr>
                     <a:xfrm>
                       <a:off x="0" y="0"/>
-                      <a:ext cx="5303520" cy="1622569"/>
+                      <a:ext cx="5303520" cy="1620520"/>
                     </a:xfrm>
                     <a:prstGeom prst="rect"/>
                   </pic:spPr>
@@ -4725,7 +4725,7 @@
       <w:r>
         <w:drawing>
           <wp:inline xmlns:a="http://schemas.openxmlformats.org/drawingml/2006/main" xmlns:pic="http://schemas.openxmlformats.org/drawingml/2006/picture">
-            <wp:extent cx="5029200" cy="2990889"/>
+            <wp:extent cx="5029200" cy="2984810"/>
             <wp:docPr id="6" name="Picture 6"/>
             <wp:cNvGraphicFramePr>
               <a:graphicFrameLocks noChangeAspect="1"/>
@@ -4746,7 +4746,7 @@
                   <pic:spPr>
                     <a:xfrm>
                       <a:off x="0" y="0"/>
-                      <a:ext cx="5029200" cy="2990889"/>
+                      <a:ext cx="5029200" cy="2984810"/>
                     </a:xfrm>
                     <a:prstGeom prst="rect"/>
                   </pic:spPr>
@@ -5178,7 +5178,7 @@
                 <w:color w:val="222222"/>
                 <w:sz w:val="19"/>
               </w:rPr>
-              <w:t>26,536  (88.5%)</w:t>
+              <w:t>21,740  (72.5%)</w:t>
             </w:r>
           </w:p>
         </w:tc>
@@ -5216,7 +5216,7 @@
                 <w:color w:val="222222"/>
                 <w:sz w:val="19"/>
               </w:rPr>
-              <w:t>$20.9 million</w:t>
+              <w:t>$16.9 million</w:t>
             </w:r>
           </w:p>
         </w:tc>
@@ -5236,7 +5236,7 @@
                 <w:color w:val="222222"/>
                 <w:sz w:val="19"/>
               </w:rPr>
-              <w:t>Revenue  ($40 × 26,536, NPV at 19%)</w:t>
+              <w:t>Revenue  ($40 × 21,740, NPV at 19%)</w:t>
             </w:r>
           </w:p>
         </w:tc>
@@ -5254,7 +5254,7 @@
                 <w:color w:val="222222"/>
                 <w:sz w:val="19"/>
               </w:rPr>
-              <w:t>$966,697</w:t>
+              <w:t>$791,981</w:t>
             </w:r>
           </w:p>
         </w:tc>
@@ -5330,7 +5330,7 @@
                 <w:color w:val="222222"/>
                 <w:sz w:val="19"/>
               </w:rPr>
-              <w:t>$785,451</w:t>
+              <w:t>$631,741</w:t>
             </w:r>
           </w:p>
         </w:tc>
@@ -5368,7 +5368,7 @@
                 <w:color w:val="222222"/>
                 <w:sz w:val="19"/>
               </w:rPr>
-              <w:t>3.76%</w:t>
+              <w:t>3.73%</w:t>
             </w:r>
           </w:p>
         </w:tc>
@@ -5406,7 +5406,7 @@
                 <w:color w:val="222222"/>
                 <w:sz w:val="19"/>
               </w:rPr>
-              <w:t>4.17%  (below 5% cap)</w:t>
+              <w:t>3.51%  (below 5% cap)</w:t>
             </w:r>
           </w:p>
         </w:tc>
@@ -6092,7 +6092,7 @@
           <w:color w:val="222222"/>
           <w:sz w:val="21"/>
         </w:rPr>
-        <w:t>Excellent, Good, and Fair customers are all approved — for each, the NPV of the $40 event profit ($36.43) exceeds the expected credit loss on a 30% increase. Poor customers are approved selectively (45%): those with smaller loan balances and lower utilisation scores clear the profitability threshold, but the incremental risk constraint (weighted average default risk of new exposure ≤ 5%) stops the LP approving the full Poor segment. The binding constraint is the 5% incremental risk cap. Weighted default risk on new exposure: 4.17%. Each increase is capped at 30% of the current limit, consistent with the brief's "up to 6 increases per year" framing — one step at a time.</w:t>
+        <w:t>Excellent, Good, and Fair customers are all approved — for each, the NPV of the $40 event profit ($36.43) exceeds the expected credit loss on a 30% increase. Poor customers are approved selectively (45%): those with smaller loan balances and lower utilisation scores clear the profitability threshold, but the incremental risk constraint (weighted average default risk of new exposure ≤ 5%) stops the LP approving the full Poor segment. The binding constraint is the 5% incremental risk cap. Weighted default risk on new exposure: 3.51%. Each increase is capped at 30% of the current limit, consistent with the brief's "up to 6 increases per year" framing — one step at a time.</w:t>
       </w:r>
     </w:p>
     <w:p>
@@ -6818,7 +6818,7 @@
                 <w:color w:val="222222"/>
                 <w:sz w:val="19"/>
               </w:rPr>
-              <w:t>27,264</w:t>
+              <w:t>22,439</w:t>
             </w:r>
           </w:p>
         </w:tc>
@@ -6836,7 +6836,7 @@
                 <w:color w:val="222222"/>
                 <w:sz w:val="19"/>
               </w:rPr>
-              <w:t>26,536</w:t>
+              <w:t>21,740</w:t>
             </w:r>
           </w:p>
         </w:tc>
@@ -6854,7 +6854,7 @@
                 <w:color w:val="222222"/>
                 <w:sz w:val="19"/>
               </w:rPr>
-              <w:t>24,137</w:t>
+              <w:t>18,792</w:t>
             </w:r>
           </w:p>
         </w:tc>
@@ -6910,7 +6910,7 @@
                 <w:color w:val="222222"/>
                 <w:sz w:val="19"/>
               </w:rPr>
-              <w:t>$785K</w:t>
+              <w:t>$632K</w:t>
             </w:r>
           </w:p>
         </w:tc>
@@ -7043,7 +7043,7 @@
           <w:color w:val="222222"/>
           <w:sz w:val="21"/>
         </w:rPr>
-        <w:t>The optimal strategy under baseline conditions approves 26,536 customers (88.5%) for a 30% step increase on their current limit. All Excellent, Good, and Fair customers are approved — each generates positive incremental profit at the 30% step size. Poor customers are approved at 45%, limited by the 5% incremental risk cap. Net expected profit is $785,451 on $20.9M incremental exposure — a 3.76% return.</w:t>
+        <w:t>The optimal strategy under baseline conditions approves 21,740 customers (72.5%) for a 30% step increase on their current limit. All Excellent, Good, and Fair customers are approved — each generates positive incremental profit at the 30% step size. Poor customers are approved at 45%, limited by the 5% incremental risk cap. Net expected profit is $631,741 on $16.9M incremental exposure — a 3.73% return.</w:t>
       </w:r>
     </w:p>
     <w:p>
@@ -7250,7 +7250,7 @@
           <w:color w:val="222222"/>
           <w:sz w:val="21"/>
         </w:rPr>
-        <w:t>The combined effect is non-linear: in the Adverse scenario fewer customers are approved (24,137 vs 26,536 baseline) but those approved are the highest-quality cohort, so the objective per approved customer actually rises. The ~10% objective spread across scenarios ($108.8K–$119.3K) is a sensitivity measure showing how macro assumptions change the optimal policy, not a revenue forecast.</w:t>
+        <w:t>The combined effect is non-linear: in the Adverse scenario fewer customers are approved (18,792 vs 21,740 baseline) but those approved are the highest-quality cohort, so the objective per approved customer actually rises. The ~10% objective spread across scenarios ($108.8K–$119.3K) is a sensitivity measure showing how macro assumptions change the optimal policy, not a revenue forecast.</w:t>
       </w:r>
     </w:p>
     <w:p>
